--- a/Docs/Solherbs – Costes adicionales y Lotes. Funcionamiento de la dll.docx
+++ b/Docs/Solherbs – Costes adicionales y Lotes. Funcionamiento de la dll.docx
@@ -34,6 +34,7 @@
         <w:tabs>
           <w:tab w:val="left" w:pos="7395"/>
         </w:tabs>
+        <w:ind w:left="7395" w:hanging="7395"/>
       </w:pPr>
       <w:r>
         <w:rPr>
@@ -83,15 +84,7 @@
         </w:tabs>
       </w:pPr>
       <w:r>
-        <w:t xml:space="preserve">Estos costes pueden ser sumados los costes de las líneas del albarán, o no, dependiendo de si está marcado el </w:t>
-      </w:r>
-      <w:proofErr w:type="spellStart"/>
-      <w:r>
-        <w:t>check</w:t>
-      </w:r>
-      <w:proofErr w:type="spellEnd"/>
-      <w:r>
-        <w:t xml:space="preserve"> de sumar o no.</w:t>
+        <w:t>Estos costes pueden ser sumados los costes de las líneas del albarán, o no, dependiendo de si está marcado el check de sumar o no.</w:t>
       </w:r>
     </w:p>
     <w:p>
@@ -101,15 +94,7 @@
         </w:tabs>
       </w:pPr>
       <w:r>
-        <w:t xml:space="preserve">Cuando se guarda el albarán de venta, se suman los costes indicados en esta tabla que tengan marcado el </w:t>
-      </w:r>
-      <w:proofErr w:type="spellStart"/>
-      <w:r>
-        <w:t>check</w:t>
-      </w:r>
-      <w:proofErr w:type="spellEnd"/>
-      <w:r>
-        <w:t>.</w:t>
+        <w:t>Cuando se guarda el albarán de venta, se suman los costes indicados en esta tabla que tengan marcado el check.</w:t>
       </w:r>
     </w:p>
     <w:p>
@@ -125,21 +110,8 @@
         <w:t xml:space="preserve"> que no tengan indicado el coste manual</w:t>
       </w:r>
       <w:r>
-        <w:t xml:space="preserve"> </w:t>
+        <w:t xml:space="preserve"> o , de todas, en el caso de que así se haya indicado en la configuracion</w:t>
       </w:r>
-      <w:proofErr w:type="gramStart"/>
-      <w:r>
-        <w:t>o ,</w:t>
-      </w:r>
-      <w:proofErr w:type="gramEnd"/>
-      <w:r>
-        <w:t xml:space="preserve"> de todas, en el caso de que así se haya indicado en la </w:t>
-      </w:r>
-      <w:proofErr w:type="spellStart"/>
-      <w:r>
-        <w:t>configuracion</w:t>
-      </w:r>
-      <w:proofErr w:type="spellEnd"/>
       <w:r>
         <w:t>, para obtener el coste por unidad que hay que sumar a la línea.</w:t>
       </w:r>
@@ -154,37 +126,16 @@
         <w:t>Posteriormente, para todas las líneas que no tenga obtención de coste manual</w:t>
       </w:r>
       <w:r>
-        <w:t xml:space="preserve"> </w:t>
-      </w:r>
-      <w:proofErr w:type="gramStart"/>
-      <w:r>
-        <w:t>o</w:t>
+        <w:t xml:space="preserve"> o</w:t>
       </w:r>
       <w:r>
         <w:t xml:space="preserve"> </w:t>
       </w:r>
       <w:r>
-        <w:t>,</w:t>
+        <w:t>, para todas, en el caso de que así se haya indicado en la configuracion</w:t>
       </w:r>
-      <w:proofErr w:type="gramEnd"/>
       <w:r>
-        <w:t xml:space="preserve"> para todas, en el caso de que así se haya indicado en la </w:t>
-      </w:r>
-      <w:proofErr w:type="spellStart"/>
-      <w:r>
-        <w:t>configuracion</w:t>
-      </w:r>
-      <w:proofErr w:type="spellEnd"/>
-      <w:r>
-        <w:t xml:space="preserve">, se suma este importe por unidad al coste que calcula </w:t>
-      </w:r>
-      <w:proofErr w:type="spellStart"/>
-      <w:r>
-        <w:t>nax</w:t>
-      </w:r>
-      <w:proofErr w:type="spellEnd"/>
-      <w:r>
-        <w:t xml:space="preserve"> para esa línea.</w:t>
+        <w:t>, se suma este importe por unidad al coste que calcula nax para esa línea.</w:t>
       </w:r>
     </w:p>
     <w:p>
@@ -194,15 +145,7 @@
         </w:tabs>
       </w:pPr>
       <w:r>
-        <w:t xml:space="preserve">Este precio de coste de cálculo de </w:t>
-      </w:r>
-      <w:proofErr w:type="spellStart"/>
-      <w:r>
-        <w:t>Nax</w:t>
-      </w:r>
-      <w:proofErr w:type="spellEnd"/>
-      <w:r>
-        <w:t xml:space="preserve"> se recalcula siempre antes de sumar los costes adicionales, para que en las modificaciones no se sume al coste ya grabado en la línea, sino que se vuelva a realizar el cálculo, sino, se sumarian varias veces los costea adicionales, una vez por cada grabado del documento que hiciéramos.</w:t>
+        <w:t>Este precio de coste de cálculo de Nax se recalcula siempre antes de sumar los costes adicionales, para que en las modificaciones no se sume al coste ya grabado en la línea, sino que se vuelva a realizar el cálculo, sino, se sumarian varias veces los costea adicionales, una vez por cada grabado del documento que hiciéramos.</w:t>
       </w:r>
     </w:p>
     <w:p>
@@ -246,15 +189,7 @@
           <w:bCs/>
           <w:u w:val="single"/>
         </w:rPr>
-        <w:t xml:space="preserve">DESPUES DE GUARDAR ALBARAN DE </w:t>
-      </w:r>
-      <w:r>
-        <w:rPr>
-          <w:b/>
-          <w:bCs/>
-          <w:u w:val="single"/>
-        </w:rPr>
-        <w:t>COMPRA</w:t>
+        <w:t>DESPUES DE GUARDAR ALBARAN DE COMPRA</w:t>
       </w:r>
     </w:p>
     <w:p>
@@ -262,12 +197,34 @@
         <w:t>t</w:t>
       </w:r>
       <w:r>
-        <w:t>omando la fecha actual de grabación del albarán, con la máscara: Ejercicio + Número semana del año + posición del día + código proveedor, ejemplo: si es viernes el día de la generación del lote sería posición 5, estamos en la semana 36 y el proveedor es el 127: 263605127 </w:t>
+        <w:t xml:space="preserve">omando la fecha actual de grabación del albarán, con la máscara: Ejercicio + Número semana del año + posición del día + </w:t>
+      </w:r>
+      <w:r>
+        <w:t>param1 del proveedor</w:t>
+      </w:r>
+      <w:r>
+        <w:t xml:space="preserve">, ejemplo: si es viernes el día de la generación del lote sería posición 5, estamos en la semana 36 y el </w:t>
+      </w:r>
+      <w:r>
+        <w:t xml:space="preserve">param 1 del </w:t>
+      </w:r>
+      <w:r>
+        <w:t>proveedor es  127: 263605127 </w:t>
       </w:r>
     </w:p>
     <w:p>
       <w:r>
         <w:t>Este albarán puede ser directo o venir servido desde un pedido o incluso desde Picking. </w:t>
+      </w:r>
+    </w:p>
+    <w:p>
+      <w:pPr>
+        <w:tabs>
+          <w:tab w:val="left" w:pos="7530"/>
+        </w:tabs>
+      </w:pPr>
+      <w:r>
+        <w:tab/>
       </w:r>
     </w:p>
     <w:p>
@@ -300,8 +257,12 @@
       </w:r>
     </w:p>
     <w:sectPr>
-      <w:headerReference w:type="default" r:id="rId8"/>
-      <w:footerReference w:type="default" r:id="rId9"/>
+      <w:headerReference w:type="even" r:id="rId8"/>
+      <w:headerReference w:type="default" r:id="rId9"/>
+      <w:footerReference w:type="even" r:id="rId10"/>
+      <w:footerReference w:type="default" r:id="rId11"/>
+      <w:headerReference w:type="first" r:id="rId12"/>
+      <w:footerReference w:type="first" r:id="rId13"/>
       <w:pgSz w:w="11906" w:h="16838"/>
       <w:pgMar w:top="836" w:right="1133" w:bottom="567" w:left="1134" w:header="847" w:footer="431" w:gutter="0"/>
       <w:cols w:space="708"/>
@@ -337,6 +298,16 @@
 </file>
 
 <file path=word/footer1.xml><?xml version="1.0" encoding="utf-8"?>
+<w:ftr xmlns:wpc="http://schemas.microsoft.com/office/word/2010/wordprocessingCanvas" xmlns:cx="http://schemas.microsoft.com/office/drawing/2014/chartex" xmlns:cx1="http://schemas.microsoft.com/office/drawing/2015/9/8/chartex" xmlns:cx2="http://schemas.microsoft.com/office/drawing/2015/10/21/chartex" xmlns:cx3="http://schemas.microsoft.com/office/drawing/2016/5/9/chartex" xmlns:cx4="http://schemas.microsoft.com/office/drawing/2016/5/10/chartex" xmlns:cx5="http://schemas.microsoft.com/office/drawing/2016/5/11/chartex" xmlns:cx6="http://schemas.microsoft.com/office/drawing/2016/5/12/chartex" xmlns:cx7="http://schemas.microsoft.com/office/drawing/2016/5/13/chartex" xmlns:cx8="http://schemas.microsoft.com/office/drawing/2016/5/14/chartex" xmlns:mc="http://schemas.openxmlformats.org/markup-compatibility/2006" xmlns:aink="http://schemas.microsoft.com/office/drawing/2016/ink" xmlns:am3d="http://schemas.microsoft.com/office/drawing/2017/model3d" xmlns:o="urn:schemas-microsoft-com:office:office" xmlns:oel="http://schemas.microsoft.com/office/2019/extlst" xmlns:r="http://schemas.openxmlformats.org/officeDocument/2006/relationships" xmlns:m="http://schemas.openxmlformats.org/officeDocument/2006/math" xmlns:v="urn:schemas-microsoft-com:vml" xmlns:wp14="http://schemas.microsoft.com/office/word/2010/wordprocessingDrawing" xmlns:wp="http://schemas.openxmlformats.org/drawingml/2006/wordprocessingDrawing" xmlns:w10="urn:schemas-microsoft-com:office:word" xmlns:w="http://schemas.openxmlformats.org/wordprocessingml/2006/main" xmlns:w14="http://schemas.microsoft.com/office/word/2010/wordml" xmlns:w15="http://schemas.microsoft.com/office/word/2012/wordml" xmlns:w16cex="http://schemas.microsoft.com/office/word/2018/wordml/cex" xmlns:w16cid="http://schemas.microsoft.com/office/word/2016/wordml/cid" xmlns:w16="http://schemas.microsoft.com/office/word/2018/wordml" xmlns:w16du="http://schemas.microsoft.com/office/word/2023/wordml/word16du" xmlns:w16sdtdh="http://schemas.microsoft.com/office/word/2020/wordml/sdtdatahash" xmlns:w16sdtfl="http://schemas.microsoft.com/office/word/2024/wordml/sdtformatlock" xmlns:w16se="http://schemas.microsoft.com/office/word/2015/wordml/symex" xmlns:wpg="http://schemas.microsoft.com/office/word/2010/wordprocessingGroup" xmlns:wpi="http://schemas.microsoft.com/office/word/2010/wordprocessingInk" xmlns:wne="http://schemas.microsoft.com/office/word/2006/wordml" xmlns:wps="http://schemas.microsoft.com/office/word/2010/wordprocessingShape" mc:Ignorable="w14 w15 w16se w16cid w16 w16cex w16sdtdh w16sdtfl w16du wp14">
+  <w:p>
+    <w:pPr>
+      <w:pStyle w:val="Piedepgina"/>
+    </w:pPr>
+  </w:p>
+</w:ftr>
+</file>
+
+<file path=word/footer2.xml><?xml version="1.0" encoding="utf-8"?>
 <w:ftr xmlns:wpc="http://schemas.microsoft.com/office/word/2010/wordprocessingCanvas" xmlns:cx="http://schemas.microsoft.com/office/drawing/2014/chartex" xmlns:cx1="http://schemas.microsoft.com/office/drawing/2015/9/8/chartex" xmlns:cx2="http://schemas.microsoft.com/office/drawing/2015/10/21/chartex" xmlns:cx3="http://schemas.microsoft.com/office/drawing/2016/5/9/chartex" xmlns:cx4="http://schemas.microsoft.com/office/drawing/2016/5/10/chartex" xmlns:cx5="http://schemas.microsoft.com/office/drawing/2016/5/11/chartex" xmlns:cx6="http://schemas.microsoft.com/office/drawing/2016/5/12/chartex" xmlns:cx7="http://schemas.microsoft.com/office/drawing/2016/5/13/chartex" xmlns:cx8="http://schemas.microsoft.com/office/drawing/2016/5/14/chartex" xmlns:mc="http://schemas.openxmlformats.org/markup-compatibility/2006" xmlns:aink="http://schemas.microsoft.com/office/drawing/2016/ink" xmlns:am3d="http://schemas.microsoft.com/office/drawing/2017/model3d" xmlns:o="urn:schemas-microsoft-com:office:office" xmlns:oel="http://schemas.microsoft.com/office/2019/extlst" xmlns:r="http://schemas.openxmlformats.org/officeDocument/2006/relationships" xmlns:m="http://schemas.openxmlformats.org/officeDocument/2006/math" xmlns:v="urn:schemas-microsoft-com:vml" xmlns:wp14="http://schemas.microsoft.com/office/word/2010/wordprocessingDrawing" xmlns:wp="http://schemas.openxmlformats.org/drawingml/2006/wordprocessingDrawing" xmlns:w10="urn:schemas-microsoft-com:office:word" xmlns:w="http://schemas.openxmlformats.org/wordprocessingml/2006/main" xmlns:w14="http://schemas.microsoft.com/office/word/2010/wordml" xmlns:w15="http://schemas.microsoft.com/office/word/2012/wordml" xmlns:w16cex="http://schemas.microsoft.com/office/word/2018/wordml/cex" xmlns:w16cid="http://schemas.microsoft.com/office/word/2016/wordml/cid" xmlns:w16="http://schemas.microsoft.com/office/word/2018/wordml" xmlns:w16du="http://schemas.microsoft.com/office/word/2023/wordml/word16du" xmlns:w16sdtdh="http://schemas.microsoft.com/office/word/2020/wordml/sdtdatahash" xmlns:w16sdtfl="http://schemas.microsoft.com/office/word/2024/wordml/sdtformatlock" xmlns:w16se="http://schemas.microsoft.com/office/word/2015/wordml/symex" xmlns:wpg="http://schemas.microsoft.com/office/word/2010/wordprocessingGroup" xmlns:wpi="http://schemas.microsoft.com/office/word/2010/wordprocessingInk" xmlns:wne="http://schemas.microsoft.com/office/word/2006/wordml" xmlns:wps="http://schemas.microsoft.com/office/word/2010/wordprocessingShape" mc:Ignorable="w14 w15 w16se w16cid w16 w16cex w16sdtdh w16sdtfl w16du wp14">
   <w:p>
     <w:pPr>
@@ -654,16 +625,13 @@
       <w:t xml:space="preserve"> Fecha de Redacción </w:t>
     </w:r>
     <w:r>
-      <w:t>19</w:t>
+      <w:t>15</w:t>
     </w:r>
     <w:r>
       <w:t>/</w:t>
     </w:r>
     <w:r>
-      <w:t>0</w:t>
-    </w:r>
-    <w:r>
-      <w:t>9</w:t>
+      <w:t>10</w:t>
     </w:r>
     <w:r>
       <w:t>/</w:t>
@@ -678,6 +646,16 @@
 </w:ftr>
 </file>
 
+<file path=word/footer3.xml><?xml version="1.0" encoding="utf-8"?>
+<w:ftr xmlns:wpc="http://schemas.microsoft.com/office/word/2010/wordprocessingCanvas" xmlns:cx="http://schemas.microsoft.com/office/drawing/2014/chartex" xmlns:cx1="http://schemas.microsoft.com/office/drawing/2015/9/8/chartex" xmlns:cx2="http://schemas.microsoft.com/office/drawing/2015/10/21/chartex" xmlns:cx3="http://schemas.microsoft.com/office/drawing/2016/5/9/chartex" xmlns:cx4="http://schemas.microsoft.com/office/drawing/2016/5/10/chartex" xmlns:cx5="http://schemas.microsoft.com/office/drawing/2016/5/11/chartex" xmlns:cx6="http://schemas.microsoft.com/office/drawing/2016/5/12/chartex" xmlns:cx7="http://schemas.microsoft.com/office/drawing/2016/5/13/chartex" xmlns:cx8="http://schemas.microsoft.com/office/drawing/2016/5/14/chartex" xmlns:mc="http://schemas.openxmlformats.org/markup-compatibility/2006" xmlns:aink="http://schemas.microsoft.com/office/drawing/2016/ink" xmlns:am3d="http://schemas.microsoft.com/office/drawing/2017/model3d" xmlns:o="urn:schemas-microsoft-com:office:office" xmlns:oel="http://schemas.microsoft.com/office/2019/extlst" xmlns:r="http://schemas.openxmlformats.org/officeDocument/2006/relationships" xmlns:m="http://schemas.openxmlformats.org/officeDocument/2006/math" xmlns:v="urn:schemas-microsoft-com:vml" xmlns:wp14="http://schemas.microsoft.com/office/word/2010/wordprocessingDrawing" xmlns:wp="http://schemas.openxmlformats.org/drawingml/2006/wordprocessingDrawing" xmlns:w10="urn:schemas-microsoft-com:office:word" xmlns:w="http://schemas.openxmlformats.org/wordprocessingml/2006/main" xmlns:w14="http://schemas.microsoft.com/office/word/2010/wordml" xmlns:w15="http://schemas.microsoft.com/office/word/2012/wordml" xmlns:w16cex="http://schemas.microsoft.com/office/word/2018/wordml/cex" xmlns:w16cid="http://schemas.microsoft.com/office/word/2016/wordml/cid" xmlns:w16="http://schemas.microsoft.com/office/word/2018/wordml" xmlns:w16du="http://schemas.microsoft.com/office/word/2023/wordml/word16du" xmlns:w16sdtdh="http://schemas.microsoft.com/office/word/2020/wordml/sdtdatahash" xmlns:w16sdtfl="http://schemas.microsoft.com/office/word/2024/wordml/sdtformatlock" xmlns:w16se="http://schemas.microsoft.com/office/word/2015/wordml/symex" xmlns:wpg="http://schemas.microsoft.com/office/word/2010/wordprocessingGroup" xmlns:wpi="http://schemas.microsoft.com/office/word/2010/wordprocessingInk" xmlns:wne="http://schemas.microsoft.com/office/word/2006/wordml" xmlns:wps="http://schemas.microsoft.com/office/word/2010/wordprocessingShape" mc:Ignorable="w14 w15 w16se w16cid w16 w16cex w16sdtdh w16sdtfl w16du wp14">
+  <w:p>
+    <w:pPr>
+      <w:pStyle w:val="Piedepgina"/>
+    </w:pPr>
+  </w:p>
+</w:ftr>
+</file>
+
 <file path=word/footnotes.xml><?xml version="1.0" encoding="utf-8"?>
 <w:footnotes xmlns:wpc="http://schemas.microsoft.com/office/word/2010/wordprocessingCanvas" xmlns:cx="http://schemas.microsoft.com/office/drawing/2014/chartex" xmlns:cx1="http://schemas.microsoft.com/office/drawing/2015/9/8/chartex" xmlns:cx2="http://schemas.microsoft.com/office/drawing/2015/10/21/chartex" xmlns:cx3="http://schemas.microsoft.com/office/drawing/2016/5/9/chartex" xmlns:cx4="http://schemas.microsoft.com/office/drawing/2016/5/10/chartex" xmlns:cx5="http://schemas.microsoft.com/office/drawing/2016/5/11/chartex" xmlns:cx6="http://schemas.microsoft.com/office/drawing/2016/5/12/chartex" xmlns:cx7="http://schemas.microsoft.com/office/drawing/2016/5/13/chartex" xmlns:cx8="http://schemas.microsoft.com/office/drawing/2016/5/14/chartex" xmlns:mc="http://schemas.openxmlformats.org/markup-compatibility/2006" xmlns:aink="http://schemas.microsoft.com/office/drawing/2016/ink" xmlns:am3d="http://schemas.microsoft.com/office/drawing/2017/model3d" xmlns:o="urn:schemas-microsoft-com:office:office" xmlns:oel="http://schemas.microsoft.com/office/2019/extlst" xmlns:r="http://schemas.openxmlformats.org/officeDocument/2006/relationships" xmlns:m="http://schemas.openxmlformats.org/officeDocument/2006/math" xmlns:v="urn:schemas-microsoft-com:vml" xmlns:wp14="http://schemas.microsoft.com/office/word/2010/wordprocessingDrawing" xmlns:wp="http://schemas.openxmlformats.org/drawingml/2006/wordprocessingDrawing" xmlns:w10="urn:schemas-microsoft-com:office:word" xmlns:w="http://schemas.openxmlformats.org/wordprocessingml/2006/main" xmlns:w14="http://schemas.microsoft.com/office/word/2010/wordml" xmlns:w15="http://schemas.microsoft.com/office/word/2012/wordml" xmlns:w16cex="http://schemas.microsoft.com/office/word/2018/wordml/cex" xmlns:w16cid="http://schemas.microsoft.com/office/word/2016/wordml/cid" xmlns:w16="http://schemas.microsoft.com/office/word/2018/wordml" xmlns:w16du="http://schemas.microsoft.com/office/word/2023/wordml/word16du" xmlns:w16sdtdh="http://schemas.microsoft.com/office/word/2020/wordml/sdtdatahash" xmlns:w16sdtfl="http://schemas.microsoft.com/office/word/2024/wordml/sdtformatlock" xmlns:w16se="http://schemas.microsoft.com/office/word/2015/wordml/symex" xmlns:wpg="http://schemas.microsoft.com/office/word/2010/wordprocessingGroup" xmlns:wpi="http://schemas.microsoft.com/office/word/2010/wordprocessingInk" xmlns:wne="http://schemas.microsoft.com/office/word/2006/wordml" xmlns:wps="http://schemas.microsoft.com/office/word/2010/wordprocessingShape" mc:Ignorable="w14 w15 w16se w16cid w16 w16cex w16sdtdh w16sdtfl w16du wp14">
   <w:footnote w:type="separator" w:id="-1">
@@ -704,6 +682,16 @@
 </file>
 
 <file path=word/header1.xml><?xml version="1.0" encoding="utf-8"?>
+<w:hdr xmlns:wpc="http://schemas.microsoft.com/office/word/2010/wordprocessingCanvas" xmlns:cx="http://schemas.microsoft.com/office/drawing/2014/chartex" xmlns:cx1="http://schemas.microsoft.com/office/drawing/2015/9/8/chartex" xmlns:cx2="http://schemas.microsoft.com/office/drawing/2015/10/21/chartex" xmlns:cx3="http://schemas.microsoft.com/office/drawing/2016/5/9/chartex" xmlns:cx4="http://schemas.microsoft.com/office/drawing/2016/5/10/chartex" xmlns:cx5="http://schemas.microsoft.com/office/drawing/2016/5/11/chartex" xmlns:cx6="http://schemas.microsoft.com/office/drawing/2016/5/12/chartex" xmlns:cx7="http://schemas.microsoft.com/office/drawing/2016/5/13/chartex" xmlns:cx8="http://schemas.microsoft.com/office/drawing/2016/5/14/chartex" xmlns:mc="http://schemas.openxmlformats.org/markup-compatibility/2006" xmlns:aink="http://schemas.microsoft.com/office/drawing/2016/ink" xmlns:am3d="http://schemas.microsoft.com/office/drawing/2017/model3d" xmlns:o="urn:schemas-microsoft-com:office:office" xmlns:oel="http://schemas.microsoft.com/office/2019/extlst" xmlns:r="http://schemas.openxmlformats.org/officeDocument/2006/relationships" xmlns:m="http://schemas.openxmlformats.org/officeDocument/2006/math" xmlns:v="urn:schemas-microsoft-com:vml" xmlns:wp14="http://schemas.microsoft.com/office/word/2010/wordprocessingDrawing" xmlns:wp="http://schemas.openxmlformats.org/drawingml/2006/wordprocessingDrawing" xmlns:w10="urn:schemas-microsoft-com:office:word" xmlns:w="http://schemas.openxmlformats.org/wordprocessingml/2006/main" xmlns:w14="http://schemas.microsoft.com/office/word/2010/wordml" xmlns:w15="http://schemas.microsoft.com/office/word/2012/wordml" xmlns:w16cex="http://schemas.microsoft.com/office/word/2018/wordml/cex" xmlns:w16cid="http://schemas.microsoft.com/office/word/2016/wordml/cid" xmlns:w16="http://schemas.microsoft.com/office/word/2018/wordml" xmlns:w16du="http://schemas.microsoft.com/office/word/2023/wordml/word16du" xmlns:w16sdtdh="http://schemas.microsoft.com/office/word/2020/wordml/sdtdatahash" xmlns:w16sdtfl="http://schemas.microsoft.com/office/word/2024/wordml/sdtformatlock" xmlns:w16se="http://schemas.microsoft.com/office/word/2015/wordml/symex" xmlns:wpg="http://schemas.microsoft.com/office/word/2010/wordprocessingGroup" xmlns:wpi="http://schemas.microsoft.com/office/word/2010/wordprocessingInk" xmlns:wne="http://schemas.microsoft.com/office/word/2006/wordml" xmlns:wps="http://schemas.microsoft.com/office/word/2010/wordprocessingShape" mc:Ignorable="w14 w15 w16se w16cid w16 w16cex w16sdtdh w16sdtfl w16du wp14">
+  <w:p>
+    <w:pPr>
+      <w:pStyle w:val="Encabezado"/>
+    </w:pPr>
+  </w:p>
+</w:hdr>
+</file>
+
+<file path=word/header2.xml><?xml version="1.0" encoding="utf-8"?>
 <w:hdr xmlns:wpc="http://schemas.microsoft.com/office/word/2010/wordprocessingCanvas" xmlns:cx="http://schemas.microsoft.com/office/drawing/2014/chartex" xmlns:cx1="http://schemas.microsoft.com/office/drawing/2015/9/8/chartex" xmlns:cx2="http://schemas.microsoft.com/office/drawing/2015/10/21/chartex" xmlns:cx3="http://schemas.microsoft.com/office/drawing/2016/5/9/chartex" xmlns:cx4="http://schemas.microsoft.com/office/drawing/2016/5/10/chartex" xmlns:cx5="http://schemas.microsoft.com/office/drawing/2016/5/11/chartex" xmlns:cx6="http://schemas.microsoft.com/office/drawing/2016/5/12/chartex" xmlns:cx7="http://schemas.microsoft.com/office/drawing/2016/5/13/chartex" xmlns:cx8="http://schemas.microsoft.com/office/drawing/2016/5/14/chartex" xmlns:mc="http://schemas.openxmlformats.org/markup-compatibility/2006" xmlns:aink="http://schemas.microsoft.com/office/drawing/2016/ink" xmlns:am3d="http://schemas.microsoft.com/office/drawing/2017/model3d" xmlns:o="urn:schemas-microsoft-com:office:office" xmlns:oel="http://schemas.microsoft.com/office/2019/extlst" xmlns:r="http://schemas.openxmlformats.org/officeDocument/2006/relationships" xmlns:m="http://schemas.openxmlformats.org/officeDocument/2006/math" xmlns:v="urn:schemas-microsoft-com:vml" xmlns:wp14="http://schemas.microsoft.com/office/word/2010/wordprocessingDrawing" xmlns:wp="http://schemas.openxmlformats.org/drawingml/2006/wordprocessingDrawing" xmlns:w10="urn:schemas-microsoft-com:office:word" xmlns:w="http://schemas.openxmlformats.org/wordprocessingml/2006/main" xmlns:w14="http://schemas.microsoft.com/office/word/2010/wordml" xmlns:w15="http://schemas.microsoft.com/office/word/2012/wordml" xmlns:w16cex="http://schemas.microsoft.com/office/word/2018/wordml/cex" xmlns:w16cid="http://schemas.microsoft.com/office/word/2016/wordml/cid" xmlns:w16="http://schemas.microsoft.com/office/word/2018/wordml" xmlns:w16du="http://schemas.microsoft.com/office/word/2023/wordml/word16du" xmlns:w16sdtdh="http://schemas.microsoft.com/office/word/2020/wordml/sdtdatahash" xmlns:w16sdtfl="http://schemas.microsoft.com/office/word/2024/wordml/sdtformatlock" xmlns:w16se="http://schemas.microsoft.com/office/word/2015/wordml/symex" xmlns:wpg="http://schemas.microsoft.com/office/word/2010/wordprocessingGroup" xmlns:wpi="http://schemas.microsoft.com/office/word/2010/wordprocessingInk" xmlns:wne="http://schemas.microsoft.com/office/word/2006/wordml" xmlns:wps="http://schemas.microsoft.com/office/word/2010/wordprocessingShape" mc:Ignorable="w14 w15 w16se w16cid w16 w16cex w16sdtdh w16sdtfl w16du wp14">
   <w:p>
     <w:pPr>
@@ -854,41 +842,25 @@
                             <w:rPr>
                               <w:b/>
                             </w:rPr>
-                            <w:t xml:space="preserve"> Costes adicionales. Funcionamiento de la </w:t>
-                          </w:r>
-                          <w:proofErr w:type="spellStart"/>
-                          <w:r>
-                            <w:rPr>
-                              <w:b/>
-                            </w:rPr>
-                            <w:t>dll</w:t>
-                          </w:r>
-                          <w:proofErr w:type="spellEnd"/>
-                          <w:r>
-                            <w:rPr>
-                              <w:b/>
-                            </w:rPr>
-                            <w:t xml:space="preserve">. </w:t>
-                          </w:r>
-                          <w:proofErr w:type="spellStart"/>
-                          <w:r>
-                            <w:rPr>
-                              <w:b/>
-                            </w:rPr>
-                            <w:t>Version</w:t>
-                          </w:r>
-                          <w:proofErr w:type="spellEnd"/>
-                          <w:r>
-                            <w:rPr>
-                              <w:b/>
-                            </w:rPr>
-                            <w:t xml:space="preserve"> 1.</w:t>
+                            <w:t xml:space="preserve"> Costes adicionales. Funcionamiento de la dll</w:t>
                           </w:r>
                           <w:r>
                             <w:rPr>
                               <w:b/>
                             </w:rPr>
-                            <w:t>1.1</w:t>
+                            <w:t>. Version 1.</w:t>
+                          </w:r>
+                          <w:r>
+                            <w:rPr>
+                              <w:b/>
+                            </w:rPr>
+                            <w:t>1.</w:t>
+                          </w:r>
+                          <w:r>
+                            <w:rPr>
+                              <w:b/>
+                            </w:rPr>
+                            <w:t>2</w:t>
                           </w:r>
                         </w:p>
                       </w:txbxContent>
@@ -947,41 +919,25 @@
                       <w:rPr>
                         <w:b/>
                       </w:rPr>
-                      <w:t xml:space="preserve"> Costes adicionales. Funcionamiento de la </w:t>
-                    </w:r>
-                    <w:proofErr w:type="spellStart"/>
-                    <w:r>
-                      <w:rPr>
-                        <w:b/>
-                      </w:rPr>
-                      <w:t>dll</w:t>
-                    </w:r>
-                    <w:proofErr w:type="spellEnd"/>
-                    <w:r>
-                      <w:rPr>
-                        <w:b/>
-                      </w:rPr>
-                      <w:t xml:space="preserve">. </w:t>
-                    </w:r>
-                    <w:proofErr w:type="spellStart"/>
-                    <w:r>
-                      <w:rPr>
-                        <w:b/>
-                      </w:rPr>
-                      <w:t>Version</w:t>
-                    </w:r>
-                    <w:proofErr w:type="spellEnd"/>
-                    <w:r>
-                      <w:rPr>
-                        <w:b/>
-                      </w:rPr>
-                      <w:t xml:space="preserve"> 1.</w:t>
+                      <w:t xml:space="preserve"> Costes adicionales. Funcionamiento de la dll</w:t>
                     </w:r>
                     <w:r>
                       <w:rPr>
                         <w:b/>
                       </w:rPr>
-                      <w:t>1.1</w:t>
+                      <w:t>. Version 1.</w:t>
+                    </w:r>
+                    <w:r>
+                      <w:rPr>
+                        <w:b/>
+                      </w:rPr>
+                      <w:t>1.</w:t>
+                    </w:r>
+                    <w:r>
+                      <w:rPr>
+                        <w:b/>
+                      </w:rPr>
+                      <w:t>2</w:t>
                     </w:r>
                   </w:p>
                 </w:txbxContent>
@@ -991,6 +947,16 @@
         </mc:Fallback>
       </mc:AlternateContent>
     </w:r>
+  </w:p>
+</w:hdr>
+</file>
+
+<file path=word/header3.xml><?xml version="1.0" encoding="utf-8"?>
+<w:hdr xmlns:wpc="http://schemas.microsoft.com/office/word/2010/wordprocessingCanvas" xmlns:cx="http://schemas.microsoft.com/office/drawing/2014/chartex" xmlns:cx1="http://schemas.microsoft.com/office/drawing/2015/9/8/chartex" xmlns:cx2="http://schemas.microsoft.com/office/drawing/2015/10/21/chartex" xmlns:cx3="http://schemas.microsoft.com/office/drawing/2016/5/9/chartex" xmlns:cx4="http://schemas.microsoft.com/office/drawing/2016/5/10/chartex" xmlns:cx5="http://schemas.microsoft.com/office/drawing/2016/5/11/chartex" xmlns:cx6="http://schemas.microsoft.com/office/drawing/2016/5/12/chartex" xmlns:cx7="http://schemas.microsoft.com/office/drawing/2016/5/13/chartex" xmlns:cx8="http://schemas.microsoft.com/office/drawing/2016/5/14/chartex" xmlns:mc="http://schemas.openxmlformats.org/markup-compatibility/2006" xmlns:aink="http://schemas.microsoft.com/office/drawing/2016/ink" xmlns:am3d="http://schemas.microsoft.com/office/drawing/2017/model3d" xmlns:o="urn:schemas-microsoft-com:office:office" xmlns:oel="http://schemas.microsoft.com/office/2019/extlst" xmlns:r="http://schemas.openxmlformats.org/officeDocument/2006/relationships" xmlns:m="http://schemas.openxmlformats.org/officeDocument/2006/math" xmlns:v="urn:schemas-microsoft-com:vml" xmlns:wp14="http://schemas.microsoft.com/office/word/2010/wordprocessingDrawing" xmlns:wp="http://schemas.openxmlformats.org/drawingml/2006/wordprocessingDrawing" xmlns:w10="urn:schemas-microsoft-com:office:word" xmlns:w="http://schemas.openxmlformats.org/wordprocessingml/2006/main" xmlns:w14="http://schemas.microsoft.com/office/word/2010/wordml" xmlns:w15="http://schemas.microsoft.com/office/word/2012/wordml" xmlns:w16cex="http://schemas.microsoft.com/office/word/2018/wordml/cex" xmlns:w16cid="http://schemas.microsoft.com/office/word/2016/wordml/cid" xmlns:w16="http://schemas.microsoft.com/office/word/2018/wordml" xmlns:w16du="http://schemas.microsoft.com/office/word/2023/wordml/word16du" xmlns:w16sdtdh="http://schemas.microsoft.com/office/word/2020/wordml/sdtdatahash" xmlns:w16sdtfl="http://schemas.microsoft.com/office/word/2024/wordml/sdtformatlock" xmlns:w16se="http://schemas.microsoft.com/office/word/2015/wordml/symex" xmlns:wpg="http://schemas.microsoft.com/office/word/2010/wordprocessingGroup" xmlns:wpi="http://schemas.microsoft.com/office/word/2010/wordprocessingInk" xmlns:wne="http://schemas.microsoft.com/office/word/2006/wordml" xmlns:wps="http://schemas.microsoft.com/office/word/2010/wordprocessingShape" mc:Ignorable="w14 w15 w16se w16cid w16 w16cex w16sdtdh w16sdtfl w16du wp14">
+  <w:p>
+    <w:pPr>
+      <w:pStyle w:val="Encabezado"/>
+    </w:pPr>
   </w:p>
 </w:hdr>
 </file>
@@ -5427,6 +5393,7 @@
   <w:style w:type="character" w:default="1" w:styleId="Fuentedeprrafopredeter">
     <w:name w:val="Default Paragraph Font"/>
     <w:uiPriority w:val="1"/>
+    <w:semiHidden/>
     <w:unhideWhenUsed/>
   </w:style>
   <w:style w:type="table" w:default="1" w:styleId="Tablanormal">
